--- a/documentación/Casos de Uso/7.0 CU Gestión de Exámenes de Laboratorio.docx
+++ b/documentación/Casos de Uso/7.0 CU Gestión de Exámenes de Laboratorio.docx
@@ -768,7 +768,14 @@
           <w:rFonts w:ascii="Arial" w:eastAsia="Arial" w:hAnsi="Arial" w:cs="Arial"/>
           <w:lang w:val="es-GT"/>
         </w:rPr>
-        <w:t>El laboratorista identifica al paciente y la orden de examen pendiente.</w:t>
+        <w:t xml:space="preserve">El laboratorista </w:t>
+      </w:r>
+      <w:r>
+        <w:rPr>
+          <w:rFonts w:ascii="Arial" w:eastAsia="Arial" w:hAnsi="Arial" w:cs="Arial"/>
+          <w:lang w:val="es-GT"/>
+        </w:rPr>
+        <w:t xml:space="preserve">realiza búsqueda en el sistema por medio de número de identificación (DPI) </w:t>
       </w:r>
     </w:p>
     <w:p>
@@ -787,14 +794,28 @@
           <w:rFonts w:ascii="Arial" w:eastAsia="Arial" w:hAnsi="Arial" w:cs="Arial"/>
           <w:lang w:val="es-GT"/>
         </w:rPr>
-        <w:t>El sistema verifica que la orden de laboratorio esté debidamente pagada o autorizada</w:t>
-      </w:r>
-      <w:r>
-        <w:rPr>
-          <w:rFonts w:ascii="Arial" w:eastAsia="Arial" w:hAnsi="Arial" w:cs="Arial"/>
-          <w:lang w:val="es-GT"/>
-        </w:rPr>
-        <w:t>.</w:t>
+        <w:t xml:space="preserve">El sistema valida la solvencia </w:t>
+      </w:r>
+      <w:r>
+        <w:rPr>
+          <w:rFonts w:ascii="Arial" w:eastAsia="Arial" w:hAnsi="Arial" w:cs="Arial"/>
+          <w:lang w:val="es-GT"/>
+        </w:rPr>
+        <w:t>de pago</w:t>
+      </w:r>
+      <w:r>
+        <w:rPr>
+          <w:rFonts w:ascii="Arial" w:eastAsia="Arial" w:hAnsi="Arial" w:cs="Arial"/>
+          <w:lang w:val="es-GT"/>
+        </w:rPr>
+        <w:t xml:space="preserve"> y la integridad de la </w:t>
+      </w:r>
+      <w:r>
+        <w:rPr>
+          <w:rFonts w:ascii="Arial" w:eastAsia="Arial" w:hAnsi="Arial" w:cs="Arial"/>
+          <w:lang w:val="es-GT"/>
+        </w:rPr>
+        <w:t>orden de laboratorio</w:t>
       </w:r>
       <w:r>
         <w:rPr>
@@ -815,6 +836,8 @@
       <w:r>
         <w:rPr>
           <w:rFonts w:ascii="Arial" w:eastAsia="Arial" w:hAnsi="Arial" w:cs="Arial"/>
+          <w:b/>
+          <w:bCs/>
           <w:lang w:val="es-GT"/>
         </w:rPr>
         <w:t xml:space="preserve"> </w:t>
@@ -852,7 +875,7 @@
           <w:rFonts w:ascii="Arial" w:eastAsia="Arial" w:hAnsi="Arial" w:cs="Arial"/>
           <w:lang w:val="es-GT"/>
         </w:rPr>
-        <w:t>El laboratorista realiza la toma de la muestra y registra la recepción en el sistema.</w:t>
+        <w:t>El sistema despliega Ordenes de Laboratorio emitidas por el médico responsable</w:t>
       </w:r>
     </w:p>
     <w:p>
@@ -871,7 +894,7 @@
           <w:rFonts w:ascii="Arial" w:eastAsia="Arial" w:hAnsi="Arial" w:cs="Arial"/>
           <w:lang w:val="es-GT"/>
         </w:rPr>
-        <w:t>El sistema cambia el estado del examen a "En Proceso" y genera una etiqueta de identificación única.</w:t>
+        <w:t>El laboratorista realiza la toma de la muestra y registra la recepción en el sistema.</w:t>
       </w:r>
     </w:p>
     <w:p>
@@ -891,6 +914,25 @@
           <w:lang w:val="es-GT"/>
         </w:rPr>
         <w:lastRenderedPageBreak/>
+        <w:t>El sistema cambia el estado del examen a "En Proceso" y genera una etiqueta de identificación única.</w:t>
+      </w:r>
+    </w:p>
+    <w:p>
+      <w:pPr>
+        <w:numPr>
+          <w:ilvl w:val="0"/>
+          <w:numId w:val="4"/>
+        </w:numPr>
+        <w:rPr>
+          <w:rFonts w:ascii="Arial" w:eastAsia="Arial" w:hAnsi="Arial" w:cs="Arial"/>
+          <w:lang w:val="es-GT"/>
+        </w:rPr>
+      </w:pPr>
+      <w:r>
+        <w:rPr>
+          <w:rFonts w:ascii="Arial" w:eastAsia="Arial" w:hAnsi="Arial" w:cs="Arial"/>
+          <w:lang w:val="es-GT"/>
+        </w:rPr>
         <w:t>El laboratorista ingresa los resultados técnicos obtenidos al sistema</w:t>
       </w:r>
       <w:r>
@@ -1010,23 +1052,7 @@
           <w:rFonts w:ascii="Arial" w:eastAsia="Arial" w:hAnsi="Arial" w:cs="Arial"/>
           <w:lang w:val="es-GT"/>
         </w:rPr>
-        <w:t xml:space="preserve">El sistema valida que los valores se encuentren dentro de los rangos lógicos institucionales. </w:t>
-      </w:r>
-      <w:r>
-        <w:rPr>
-          <w:rFonts w:ascii="Arial" w:eastAsia="Arial" w:hAnsi="Arial" w:cs="Arial"/>
-          <w:b/>
-          <w:bCs/>
-          <w:lang w:val="es-GT"/>
-        </w:rPr>
-        <w:t>(FA03)</w:t>
-      </w:r>
-      <w:r>
-        <w:rPr>
-          <w:rFonts w:ascii="Arial" w:eastAsia="Arial" w:hAnsi="Arial" w:cs="Arial"/>
-          <w:lang w:val="es-GT"/>
-        </w:rPr>
-        <w:t>.</w:t>
+        <w:t>El sistema valida que los valores se encuentren dentro de los rangos lógicos institucionales.</w:t>
       </w:r>
     </w:p>
     <w:p>
@@ -1121,14 +1147,16 @@
           <w:bCs/>
           <w:lang w:val="es-GT"/>
         </w:rPr>
-        <w:t>FA01: Examen no Solvente</w:t>
-      </w:r>
-      <w:r>
-        <w:rPr>
-          <w:rFonts w:ascii="Arial" w:eastAsia="Arial" w:hAnsi="Arial" w:cs="Arial"/>
-          <w:lang w:val="es-GT"/>
-        </w:rPr>
-        <w:t xml:space="preserve"> </w:t>
+        <w:t xml:space="preserve">FA01: </w:t>
+      </w:r>
+      <w:r>
+        <w:rPr>
+          <w:rFonts w:ascii="Arial" w:eastAsia="Arial" w:hAnsi="Arial" w:cs="Arial"/>
+          <w:b/>
+          <w:bCs/>
+          <w:lang w:val="es-GT"/>
+        </w:rPr>
+        <w:t>Sin método de pago</w:t>
       </w:r>
     </w:p>
     <w:p>
@@ -1147,7 +1175,14 @@
           <w:rFonts w:ascii="Arial" w:eastAsia="Arial" w:hAnsi="Arial" w:cs="Arial"/>
           <w:lang w:val="es-GT"/>
         </w:rPr>
-        <w:t xml:space="preserve">El sistema detecta que el examen solicitado no ha sido liquidado. </w:t>
+        <w:t>El paciente no presenta un método de pago valido.</w:t>
+      </w:r>
+      <w:r>
+        <w:rPr>
+          <w:rFonts w:ascii="Arial" w:eastAsia="Arial" w:hAnsi="Arial" w:cs="Arial"/>
+          <w:lang w:val="es-GT"/>
+        </w:rPr>
+        <w:t xml:space="preserve"> </w:t>
       </w:r>
     </w:p>
     <w:p>
@@ -1192,28 +1227,35 @@
           <w:rFonts w:ascii="Arial" w:eastAsia="Arial" w:hAnsi="Arial" w:cs="Arial"/>
           <w:lang w:val="es-GT"/>
         </w:rPr>
-        <w:t>Se s</w:t>
-      </w:r>
-      <w:r>
-        <w:rPr>
-          <w:rFonts w:ascii="Arial" w:eastAsia="Arial" w:hAnsi="Arial" w:cs="Arial"/>
-          <w:lang w:val="es-GT"/>
-        </w:rPr>
-        <w:t>olicita al paciente dirigirse a</w:t>
-      </w:r>
-      <w:r>
-        <w:rPr>
-          <w:rFonts w:ascii="Arial" w:eastAsia="Arial" w:hAnsi="Arial" w:cs="Arial"/>
-          <w:lang w:val="es-GT"/>
-        </w:rPr>
-        <w:t xml:space="preserve"> la ventanilla de pagos en el Laboratorio</w:t>
-      </w:r>
-      <w:r>
-        <w:rPr>
-          <w:rFonts w:ascii="Arial" w:eastAsia="Arial" w:hAnsi="Arial" w:cs="Arial"/>
-          <w:lang w:val="es-GT"/>
-        </w:rPr>
-        <w:t>.</w:t>
+        <w:t>Fin de flujo alterno</w:t>
+      </w:r>
+    </w:p>
+    <w:p>
+      <w:pPr>
+        <w:numPr>
+          <w:ilvl w:val="0"/>
+          <w:numId w:val="5"/>
+        </w:numPr>
+        <w:rPr>
+          <w:rFonts w:ascii="Arial" w:eastAsia="Arial" w:hAnsi="Arial" w:cs="Arial"/>
+          <w:lang w:val="es-GT"/>
+        </w:rPr>
+      </w:pPr>
+      <w:r>
+        <w:rPr>
+          <w:rFonts w:ascii="Arial" w:eastAsia="Arial" w:hAnsi="Arial" w:cs="Arial"/>
+          <w:b/>
+          <w:bCs/>
+          <w:lang w:val="es-GT"/>
+        </w:rPr>
+        <w:t>FA02: Error en Toma de Muestra</w:t>
+      </w:r>
+      <w:r>
+        <w:rPr>
+          <w:rFonts w:ascii="Arial" w:eastAsia="Arial" w:hAnsi="Arial" w:cs="Arial"/>
+          <w:lang w:val="es-GT"/>
+        </w:rPr>
+        <w:t xml:space="preserve"> </w:t>
       </w:r>
     </w:p>
     <w:p>
@@ -1232,28 +1274,14 @@
           <w:rFonts w:ascii="Arial" w:eastAsia="Arial" w:hAnsi="Arial" w:cs="Arial"/>
           <w:lang w:val="es-GT"/>
         </w:rPr>
-        <w:t>Fin de flujo alterno</w:t>
-      </w:r>
-    </w:p>
-    <w:p>
-      <w:pPr>
-        <w:numPr>
-          <w:ilvl w:val="0"/>
-          <w:numId w:val="5"/>
-        </w:numPr>
-        <w:rPr>
-          <w:rFonts w:ascii="Arial" w:eastAsia="Arial" w:hAnsi="Arial" w:cs="Arial"/>
-          <w:lang w:val="es-GT"/>
-        </w:rPr>
-      </w:pPr>
-      <w:r>
-        <w:rPr>
-          <w:rFonts w:ascii="Arial" w:eastAsia="Arial" w:hAnsi="Arial" w:cs="Arial"/>
-          <w:b/>
-          <w:bCs/>
-          <w:lang w:val="es-GT"/>
-        </w:rPr>
-        <w:t>FA02: Error en Toma de Muestra</w:t>
+        <w:t>Si por razones técnicas la muestra es insuficiente o inválida, el laboratorista marca el registro como "Muestra Rechazada"</w:t>
+      </w:r>
+      <w:r>
+        <w:rPr>
+          <w:rFonts w:ascii="Arial" w:eastAsia="Arial" w:hAnsi="Arial" w:cs="Arial"/>
+          <w:lang w:val="es-GT"/>
+        </w:rPr>
+        <w:t>.</w:t>
       </w:r>
       <w:r>
         <w:rPr>
@@ -1279,21 +1307,14 @@
           <w:rFonts w:ascii="Arial" w:eastAsia="Arial" w:hAnsi="Arial" w:cs="Arial"/>
           <w:lang w:val="es-GT"/>
         </w:rPr>
-        <w:t>Si por razones técnicas la muestra es insuficiente o inválida, el laboratorista marca el registro como "Muestra Rechazada"</w:t>
-      </w:r>
-      <w:r>
-        <w:rPr>
-          <w:rFonts w:ascii="Arial" w:eastAsia="Arial" w:hAnsi="Arial" w:cs="Arial"/>
-          <w:lang w:val="es-GT"/>
-        </w:rPr>
-        <w:t>.</w:t>
-      </w:r>
-      <w:r>
-        <w:rPr>
-          <w:rFonts w:ascii="Arial" w:eastAsia="Arial" w:hAnsi="Arial" w:cs="Arial"/>
-          <w:lang w:val="es-GT"/>
-        </w:rPr>
-        <w:t xml:space="preserve"> </w:t>
+        <w:t xml:space="preserve">Se </w:t>
+      </w:r>
+      <w:r>
+        <w:rPr>
+          <w:rFonts w:ascii="Arial" w:eastAsia="Arial" w:hAnsi="Arial" w:cs="Arial"/>
+          <w:lang w:val="es-GT"/>
+        </w:rPr>
+        <w:t>solicita una nueva toma, notificando al paciente</w:t>
       </w:r>
     </w:p>
     <w:p>
@@ -1312,166 +1333,11 @@
           <w:rFonts w:ascii="Arial" w:eastAsia="Arial" w:hAnsi="Arial" w:cs="Arial"/>
           <w:lang w:val="es-GT"/>
         </w:rPr>
-        <w:t xml:space="preserve">Se </w:t>
-      </w:r>
-      <w:r>
-        <w:rPr>
-          <w:rFonts w:ascii="Arial" w:eastAsia="Arial" w:hAnsi="Arial" w:cs="Arial"/>
-          <w:lang w:val="es-GT"/>
-        </w:rPr>
-        <w:t>solicita una nueva toma, notificando al paciente</w:t>
-      </w:r>
-    </w:p>
-    <w:p>
-      <w:pPr>
-        <w:numPr>
-          <w:ilvl w:val="1"/>
-          <w:numId w:val="5"/>
-        </w:numPr>
-        <w:rPr>
-          <w:rFonts w:ascii="Arial" w:eastAsia="Arial" w:hAnsi="Arial" w:cs="Arial"/>
-          <w:lang w:val="es-GT"/>
-        </w:rPr>
-      </w:pPr>
-      <w:r>
-        <w:rPr>
-          <w:rFonts w:ascii="Arial" w:eastAsia="Arial" w:hAnsi="Arial" w:cs="Arial"/>
-          <w:lang w:val="es-GT"/>
-        </w:rPr>
         <w:t>Fin de flujo alterno</w:t>
       </w:r>
     </w:p>
     <w:p>
       <w:pPr>
-        <w:numPr>
-          <w:ilvl w:val="0"/>
-          <w:numId w:val="5"/>
-        </w:numPr>
-        <w:rPr>
-          <w:rFonts w:ascii="Arial" w:eastAsia="Arial" w:hAnsi="Arial" w:cs="Arial"/>
-          <w:lang w:val="es-GT"/>
-        </w:rPr>
-      </w:pPr>
-      <w:r>
-        <w:rPr>
-          <w:rFonts w:ascii="Arial" w:eastAsia="Arial" w:hAnsi="Arial" w:cs="Arial"/>
-          <w:b/>
-          <w:bCs/>
-          <w:lang w:val="es-GT"/>
-        </w:rPr>
-        <w:t>FA03: Valores Críticos Detectados</w:t>
-      </w:r>
-      <w:r>
-        <w:rPr>
-          <w:rFonts w:ascii="Arial" w:eastAsia="Arial" w:hAnsi="Arial" w:cs="Arial"/>
-          <w:lang w:val="es-GT"/>
-        </w:rPr>
-        <w:t xml:space="preserve"> </w:t>
-      </w:r>
-    </w:p>
-    <w:p>
-      <w:pPr>
-        <w:numPr>
-          <w:ilvl w:val="1"/>
-          <w:numId w:val="5"/>
-        </w:numPr>
-        <w:rPr>
-          <w:rFonts w:ascii="Arial" w:eastAsia="Arial" w:hAnsi="Arial" w:cs="Arial"/>
-          <w:lang w:val="es-GT"/>
-        </w:rPr>
-      </w:pPr>
-      <w:r>
-        <w:rPr>
-          <w:rFonts w:ascii="Arial" w:eastAsia="Arial" w:hAnsi="Arial" w:cs="Arial"/>
-          <w:lang w:val="es-GT"/>
-        </w:rPr>
-        <w:t>Si el sistema identifica resultados que representan un riesgo inmediato para la salud del paciente</w:t>
-      </w:r>
-      <w:r>
-        <w:rPr>
-          <w:rFonts w:ascii="Arial" w:eastAsia="Arial" w:hAnsi="Arial" w:cs="Arial"/>
-          <w:lang w:val="es-GT"/>
-        </w:rPr>
-        <w:t xml:space="preserve">, </w:t>
-      </w:r>
-      <w:r>
-        <w:rPr>
-          <w:rFonts w:ascii="Arial" w:eastAsia="Arial" w:hAnsi="Arial" w:cs="Arial"/>
-          <w:lang w:val="es-GT"/>
-        </w:rPr>
-        <w:t xml:space="preserve">según los parámetros de </w:t>
-      </w:r>
-      <w:r>
-        <w:rPr>
-          <w:rFonts w:ascii="Arial" w:eastAsia="Arial" w:hAnsi="Arial" w:cs="Arial"/>
-          <w:b/>
-          <w:bCs/>
-          <w:lang w:val="es-GT"/>
-        </w:rPr>
-        <w:t>RN04</w:t>
-      </w:r>
-      <w:r>
-        <w:rPr>
-          <w:rFonts w:ascii="Arial" w:eastAsia="Arial" w:hAnsi="Arial" w:cs="Arial"/>
-          <w:lang w:val="es-GT"/>
-        </w:rPr>
-        <w:t xml:space="preserve">. </w:t>
-      </w:r>
-    </w:p>
-    <w:p>
-      <w:pPr>
-        <w:numPr>
-          <w:ilvl w:val="1"/>
-          <w:numId w:val="5"/>
-        </w:numPr>
-        <w:rPr>
-          <w:rFonts w:ascii="Arial" w:eastAsia="Arial" w:hAnsi="Arial" w:cs="Arial"/>
-          <w:lang w:val="es-GT"/>
-        </w:rPr>
-      </w:pPr>
-      <w:r>
-        <w:rPr>
-          <w:rFonts w:ascii="Arial" w:eastAsia="Arial" w:hAnsi="Arial" w:cs="Arial"/>
-          <w:lang w:val="es-GT"/>
-        </w:rPr>
-        <w:t xml:space="preserve">Se </w:t>
-      </w:r>
-      <w:r>
-        <w:rPr>
-          <w:rFonts w:ascii="Arial" w:eastAsia="Arial" w:hAnsi="Arial" w:cs="Arial"/>
-          <w:lang w:val="es-GT"/>
-        </w:rPr>
-        <w:t>dispara una alerta visual prioritaria tanto en el panel del laboratorio como en el del médic</w:t>
-      </w:r>
-      <w:r>
-        <w:rPr>
-          <w:rFonts w:ascii="Arial" w:eastAsia="Arial" w:hAnsi="Arial" w:cs="Arial"/>
-          <w:lang w:val="es-GT"/>
-        </w:rPr>
-        <w:t>o.</w:t>
-      </w:r>
-    </w:p>
-    <w:p>
-      <w:pPr>
-        <w:numPr>
-          <w:ilvl w:val="1"/>
-          <w:numId w:val="5"/>
-        </w:numPr>
-        <w:rPr>
-          <w:rFonts w:ascii="Arial" w:eastAsia="Arial" w:hAnsi="Arial" w:cs="Arial"/>
-          <w:lang w:val="es-GT"/>
-        </w:rPr>
-      </w:pPr>
-      <w:r>
-        <w:rPr>
-          <w:rFonts w:ascii="Arial" w:eastAsia="Arial" w:hAnsi="Arial" w:cs="Arial"/>
-          <w:lang w:val="es-GT"/>
-        </w:rPr>
-        <w:t>Fin de flujo alterno</w:t>
-      </w:r>
-    </w:p>
-    <w:p>
-      <w:pPr>
         <w:rPr>
           <w:rFonts w:ascii="Arial" w:eastAsia="Arial" w:hAnsi="Arial" w:cs="Arial"/>
           <w:lang w:val="es-GT"/>
@@ -1483,7 +1349,7 @@
           <w:lang w:val="es-GT"/>
         </w:rPr>
         <w:pict w14:anchorId="1922B17E">
-          <v:rect id="_x0000_i1027" style="width:0;height:1.5pt" o:hralign="center" o:hrstd="t" o:hr="t" fillcolor="#a0a0a0" stroked="f"/>
+          <v:rect id="_x0000_i1031" style="width:0;height:1.5pt" o:hralign="center" o:hrstd="t" o:hr="t" fillcolor="#a0a0a0" stroked="f"/>
         </w:pict>
       </w:r>
     </w:p>
